--- a/public/convenios/LGD-02.docx
+++ b/public/convenios/LGD-02.docx
@@ -350,7 +350,7 @@
           <w:sz w:val="22"/>
           <w:szCs w:val="22"/>
         </w:rPr>
-        <w:t xml:space="preserve"> según consta en la escritura de poder otorgada por __________ en la fecha __________, con el número __________ de protocolo.</w:t>
+        <w:t xml:space="preserve"> según consta en la escritura de poder otorgada por {{PODER_OTORGADO_POR}} en la fecha {{FECHA_PODER}}, con el número {{NUMERO_PROTOCOLO}} de protocolo.</w:t>
       </w:r>
     </w:p>
     <w:p>
